--- a/assignments/sorting/anon_ids/92/document.docx
+++ b/assignments/sorting/anon_ids/92/document.docx
@@ -13,7 +13,7 @@
     </w:p>
     <w:p>
       <w:r>
-        <w:t>Student: Radu Mariescu-Istodor</w:t>
+        <w:t>Student: [anonymized]</w:t>
       </w:r>
     </w:p>
     <w:p>
